--- a/docs/02_要件定義書/GU_ECsite_要件定義書_ai_v1_20260825.docx
+++ b/docs/02_要件定義書/GU_ECsite_要件定義書_ai_v1_20260825.docx
@@ -171,7 +171,6 @@
         <w:jc w:val="center"/>
         <w:tblLayout w:type="fixed"/>
         <w:tblLook w:firstColumn="1" w:firstRow="1" w:lastColumn="0" w:lastRow="0" w:noHBand="0" w:noVBand="1" w:val="04A0"/>
-        <w:tblInd w:w="928306" w:type="dxa"/>
       </w:tblPr>
       <w:tblGrid>
         <w:gridCol w:w="4873"/>
@@ -361,13 +360,13 @@
         <w:tblW w:type="auto" w:w="0"/>
         <w:jc w:val="center"/>
         <w:tblLayout w:type="fixed"/>
-        <w:tblLook w:firstColumn="1" w:firstRow="1" w:lastColumn="0" w:lastRow="0" w:noHBand="0" w:noVBand="1" w:val="04A0"/>
         <w:tblCellMar>
           <w:top w:w="20" w:type="dxa"/>
           <w:bottom w:w="20" w:type="dxa"/>
           <w:start w:w="60" w:type="dxa"/>
           <w:end w:w="60" w:type="dxa"/>
         </w:tblCellMar>
+        <w:tblLook w:firstColumn="1" w:firstRow="1" w:lastColumn="0" w:lastRow="0" w:noHBand="0" w:noVBand="1" w:val="04A0"/>
       </w:tblPr>
       <w:tblGrid>
         <w:gridCol w:w="1949"/>
@@ -663,13 +662,13 @@
         <w:tblW w:type="auto" w:w="0"/>
         <w:jc w:val="center"/>
         <w:tblLayout w:type="fixed"/>
-        <w:tblLook w:firstColumn="1" w:firstRow="1" w:lastColumn="0" w:lastRow="0" w:noHBand="0" w:noVBand="1" w:val="04A0"/>
         <w:tblCellMar>
           <w:top w:w="20" w:type="dxa"/>
           <w:bottom w:w="20" w:type="dxa"/>
           <w:start w:w="60" w:type="dxa"/>
           <w:end w:w="60" w:type="dxa"/>
         </w:tblCellMar>
+        <w:tblLook w:firstColumn="1" w:firstRow="1" w:lastColumn="0" w:lastRow="0" w:noHBand="0" w:noVBand="1" w:val="04A0"/>
       </w:tblPr>
       <w:tblGrid>
         <w:gridCol w:w="3249"/>
@@ -1329,13 +1328,13 @@
         <w:tblW w:type="auto" w:w="0"/>
         <w:jc w:val="center"/>
         <w:tblLayout w:type="fixed"/>
-        <w:tblLook w:firstColumn="1" w:firstRow="1" w:lastColumn="0" w:lastRow="0" w:noHBand="0" w:noVBand="1" w:val="04A0"/>
         <w:tblCellMar>
           <w:top w:w="20" w:type="dxa"/>
           <w:bottom w:w="20" w:type="dxa"/>
           <w:start w:w="60" w:type="dxa"/>
           <w:end w:w="60" w:type="dxa"/>
         </w:tblCellMar>
+        <w:tblLook w:firstColumn="1" w:firstRow="1" w:lastColumn="0" w:lastRow="0" w:noHBand="0" w:noVBand="1" w:val="04A0"/>
       </w:tblPr>
       <w:tblGrid>
         <w:gridCol w:w="4873"/>
@@ -1817,13 +1816,13 @@
         <w:tblW w:type="auto" w:w="0"/>
         <w:jc w:val="center"/>
         <w:tblLayout w:type="fixed"/>
-        <w:tblLook w:firstColumn="1" w:firstRow="1" w:lastColumn="0" w:lastRow="0" w:noHBand="0" w:noVBand="1" w:val="04A0"/>
         <w:tblCellMar>
           <w:top w:w="20" w:type="dxa"/>
           <w:bottom w:w="20" w:type="dxa"/>
           <w:start w:w="60" w:type="dxa"/>
           <w:end w:w="60" w:type="dxa"/>
         </w:tblCellMar>
+        <w:tblLook w:firstColumn="1" w:firstRow="1" w:lastColumn="0" w:lastRow="0" w:noHBand="0" w:noVBand="1" w:val="04A0"/>
       </w:tblPr>
       <w:tblGrid>
         <w:gridCol w:w="2436"/>
@@ -2447,13 +2446,13 @@
         <w:tblW w:type="auto" w:w="0"/>
         <w:jc w:val="center"/>
         <w:tblLayout w:type="fixed"/>
-        <w:tblLook w:firstColumn="1" w:firstRow="1" w:lastColumn="0" w:lastRow="0" w:noHBand="0" w:noVBand="1" w:val="04A0"/>
         <w:tblCellMar>
           <w:top w:w="20" w:type="dxa"/>
           <w:bottom w:w="20" w:type="dxa"/>
           <w:start w:w="60" w:type="dxa"/>
           <w:end w:w="60" w:type="dxa"/>
         </w:tblCellMar>
+        <w:tblLook w:firstColumn="1" w:firstRow="1" w:lastColumn="0" w:lastRow="0" w:noHBand="0" w:noVBand="1" w:val="04A0"/>
       </w:tblPr>
       <w:tblGrid>
         <w:gridCol w:w="1624"/>
@@ -6902,13 +6901,13 @@
         <w:tblW w:type="auto" w:w="0"/>
         <w:jc w:val="center"/>
         <w:tblLayout w:type="fixed"/>
-        <w:tblLook w:firstColumn="1" w:firstRow="1" w:lastColumn="0" w:lastRow="0" w:noHBand="0" w:noVBand="1" w:val="04A0"/>
         <w:tblCellMar>
           <w:top w:w="20" w:type="dxa"/>
           <w:bottom w:w="20" w:type="dxa"/>
           <w:start w:w="60" w:type="dxa"/>
           <w:end w:w="60" w:type="dxa"/>
         </w:tblCellMar>
+        <w:tblLook w:firstColumn="1" w:firstRow="1" w:lastColumn="0" w:lastRow="0" w:noHBand="0" w:noVBand="1" w:val="04A0"/>
       </w:tblPr>
       <w:tblGrid>
         <w:gridCol w:w="1949"/>
@@ -8759,13 +8758,13 @@
         <w:tblW w:type="auto" w:w="0"/>
         <w:jc w:val="center"/>
         <w:tblLayout w:type="fixed"/>
-        <w:tblLook w:firstColumn="1" w:firstRow="1" w:lastColumn="0" w:lastRow="0" w:noHBand="0" w:noVBand="1" w:val="04A0"/>
         <w:tblCellMar>
           <w:top w:w="20" w:type="dxa"/>
           <w:bottom w:w="20" w:type="dxa"/>
           <w:start w:w="60" w:type="dxa"/>
           <w:end w:w="60" w:type="dxa"/>
         </w:tblCellMar>
+        <w:tblLook w:firstColumn="1" w:firstRow="1" w:lastColumn="0" w:lastRow="0" w:noHBand="0" w:noVBand="1" w:val="04A0"/>
       </w:tblPr>
       <w:tblGrid>
         <w:gridCol w:w="1949"/>
@@ -9220,13 +9219,13 @@
         <w:tblW w:type="auto" w:w="0"/>
         <w:jc w:val="center"/>
         <w:tblLayout w:type="fixed"/>
-        <w:tblLook w:firstColumn="1" w:firstRow="1" w:lastColumn="0" w:lastRow="0" w:noHBand="0" w:noVBand="1" w:val="04A0"/>
         <w:tblCellMar>
           <w:top w:w="20" w:type="dxa"/>
           <w:bottom w:w="20" w:type="dxa"/>
           <w:start w:w="60" w:type="dxa"/>
           <w:end w:w="60" w:type="dxa"/>
         </w:tblCellMar>
+        <w:tblLook w:firstColumn="1" w:firstRow="1" w:lastColumn="0" w:lastRow="0" w:noHBand="0" w:noVBand="1" w:val="04A0"/>
       </w:tblPr>
       <w:tblGrid>
         <w:gridCol w:w="2436"/>
@@ -10469,13 +10468,13 @@
         <w:tblW w:type="auto" w:w="0"/>
         <w:jc w:val="center"/>
         <w:tblLayout w:type="fixed"/>
-        <w:tblLook w:firstColumn="1" w:firstRow="1" w:lastColumn="0" w:lastRow="0" w:noHBand="0" w:noVBand="1" w:val="04A0"/>
         <w:tblCellMar>
           <w:top w:w="20" w:type="dxa"/>
           <w:bottom w:w="20" w:type="dxa"/>
           <w:start w:w="60" w:type="dxa"/>
           <w:end w:w="60" w:type="dxa"/>
         </w:tblCellMar>
+        <w:tblLook w:firstColumn="1" w:firstRow="1" w:lastColumn="0" w:lastRow="0" w:noHBand="0" w:noVBand="1" w:val="04A0"/>
       </w:tblPr>
       <w:tblGrid>
         <w:gridCol w:w="2436"/>
@@ -11544,13 +11543,13 @@
         <w:tblW w:type="auto" w:w="0"/>
         <w:jc w:val="center"/>
         <w:tblLayout w:type="fixed"/>
-        <w:tblLook w:firstColumn="1" w:firstRow="1" w:lastColumn="0" w:lastRow="0" w:noHBand="0" w:noVBand="1" w:val="04A0"/>
         <w:tblCellMar>
           <w:top w:w="20" w:type="dxa"/>
           <w:bottom w:w="20" w:type="dxa"/>
           <w:start w:w="60" w:type="dxa"/>
           <w:end w:w="60" w:type="dxa"/>
         </w:tblCellMar>
+        <w:tblLook w:firstColumn="1" w:firstRow="1" w:lastColumn="0" w:lastRow="0" w:noHBand="0" w:noVBand="1" w:val="04A0"/>
       </w:tblPr>
       <w:tblGrid>
         <w:gridCol w:w="1949"/>
@@ -12309,13 +12308,13 @@
         <w:tblW w:type="auto" w:w="0"/>
         <w:jc w:val="center"/>
         <w:tblLayout w:type="fixed"/>
-        <w:tblLook w:firstColumn="1" w:firstRow="1" w:lastColumn="0" w:lastRow="0" w:noHBand="0" w:noVBand="1" w:val="04A0"/>
         <w:tblCellMar>
           <w:top w:w="20" w:type="dxa"/>
           <w:bottom w:w="20" w:type="dxa"/>
           <w:start w:w="60" w:type="dxa"/>
           <w:end w:w="60" w:type="dxa"/>
         </w:tblCellMar>
+        <w:tblLook w:firstColumn="1" w:firstRow="1" w:lastColumn="0" w:lastRow="0" w:noHBand="0" w:noVBand="1" w:val="04A0"/>
       </w:tblPr>
       <w:tblGrid>
         <w:gridCol w:w="1624"/>
@@ -13065,13 +13064,13 @@
         <w:tblW w:type="auto" w:w="0"/>
         <w:jc w:val="center"/>
         <w:tblLayout w:type="fixed"/>
-        <w:tblLook w:firstColumn="1" w:firstRow="1" w:lastColumn="0" w:lastRow="0" w:noHBand="0" w:noVBand="1" w:val="04A0"/>
         <w:tblCellMar>
           <w:top w:w="20" w:type="dxa"/>
           <w:bottom w:w="20" w:type="dxa"/>
           <w:start w:w="60" w:type="dxa"/>
           <w:end w:w="60" w:type="dxa"/>
         </w:tblCellMar>
+        <w:tblLook w:firstColumn="1" w:firstRow="1" w:lastColumn="0" w:lastRow="0" w:noHBand="0" w:noVBand="1" w:val="04A0"/>
       </w:tblPr>
       <w:tblGrid>
         <w:gridCol w:w="4873"/>
@@ -13439,7 +13438,11 @@
         <w:sz w:val="18"/>
       </w:rPr>
     </w:r>
-    <w:fldSimple w:instr="PAGE"/>
+    <w:fldSimple w:instr="PAGE">
+      <w:r>
+        <w:t>1</w:t>
+      </w:r>
+    </w:fldSimple>
   </w:p>
 </w:ftr>
 </file>
